--- a/4 курс/8 Администрирование компьютерных сетей/3.docx
+++ b/4 курс/8 Администрирование компьютерных сетей/3.docx
@@ -1035,27 +1035,13 @@
         <w:spacing w:line="240" w:lineRule="auto"/>
         <w:jc w:val="both"/>
       </w:pPr>
-    </w:p>
-    <w:p>
-      <w:pPr>
-        <w:spacing w:line="240" w:lineRule="auto"/>
-        <w:jc w:val="both"/>
-      </w:pPr>
-      <w:r>
-        <w:t>Есть логический и физический …</w:t>
-      </w:r>
-    </w:p>
-    <w:p>
-      <w:pPr>
-        <w:spacing w:line="240" w:lineRule="auto"/>
-        <w:jc w:val="both"/>
-      </w:pPr>
-    </w:p>
-    <w:p>
-      <w:pPr>
-        <w:spacing w:line="240" w:lineRule="auto"/>
-        <w:jc w:val="both"/>
-      </w:pPr>
+      <w:r>
+        <w:lastRenderedPageBreak/>
+        <w:t xml:space="preserve">Есть логический и физический </w:t>
+      </w:r>
+      <w:r>
+        <w:t xml:space="preserve">способ представления схемы компьютерной сети. </w:t>
+      </w:r>
       <w:r>
         <w:t>В ходе работы был</w:t>
       </w:r>
@@ -1175,29 +1161,18 @@
     </w:p>
     <w:p>
       <w:pPr>
+        <w:keepNext/>
         <w:spacing w:line="240" w:lineRule="auto"/>
-        <w:jc w:val="both"/>
-      </w:pPr>
-    </w:p>
-    <w:p>
-      <w:pPr>
-        <w:spacing w:line="240" w:lineRule="auto"/>
-        <w:jc w:val="both"/>
-      </w:pPr>
-      <w:r>
-        <w:t>Пример физической схемы компьютерной сети</w:t>
-      </w:r>
-    </w:p>
-    <w:p>
-      <w:pPr>
-        <w:spacing w:line="240" w:lineRule="auto"/>
-        <w:jc w:val="both"/>
-      </w:pPr>
-      <w:r>
+        <w:jc w:val="center"/>
+      </w:pPr>
+      <w:r>
+        <w:rPr>
+          <w:noProof/>
+        </w:rPr>
         <w:drawing>
-          <wp:inline distT="0" distB="0" distL="0" distR="0" wp14:anchorId="64A36675" wp14:editId="2D5D0B3E">
-            <wp:extent cx="4046220" cy="3032357"/>
-            <wp:effectExtent l="0" t="0" r="0" b="0"/>
+          <wp:inline distT="0" distB="0" distL="0" distR="0" wp14:anchorId="64A36675" wp14:editId="05FF46D4">
+            <wp:extent cx="4495800" cy="3369285"/>
+            <wp:effectExtent l="0" t="0" r="0" b="3175"/>
             <wp:docPr id="3" name="Рисунок 3"/>
             <wp:cNvGraphicFramePr>
               <a:graphicFrameLocks xmlns:a="http://schemas.openxmlformats.org/drawingml/2006/main" noChangeAspect="1"/>
@@ -1218,7 +1193,7 @@
                   <pic:spPr>
                     <a:xfrm>
                       <a:off x="0" y="0"/>
-                      <a:ext cx="4066840" cy="3047810"/>
+                      <a:ext cx="4546472" cy="3407260"/>
                     </a:xfrm>
                     <a:prstGeom prst="rect">
                       <a:avLst/>
@@ -1231,8 +1206,11 @@
         </w:drawing>
       </w:r>
       <w:r>
+        <w:rPr>
+          <w:noProof/>
+        </w:rPr>
         <w:drawing>
-          <wp:inline distT="0" distB="0" distL="0" distR="0" wp14:anchorId="302C5AA4" wp14:editId="242174F0">
+          <wp:inline distT="0" distB="0" distL="0" distR="0" wp14:anchorId="6B665325" wp14:editId="4F90A0A9">
             <wp:extent cx="1320825" cy="3318170"/>
             <wp:effectExtent l="0" t="0" r="0" b="0"/>
             <wp:docPr id="4" name="Рисунок 4"/>
@@ -1271,23 +1249,105 @@
     <w:p>
       <w:pPr>
         <w:spacing w:line="240" w:lineRule="auto"/>
-        <w:jc w:val="both"/>
-      </w:pPr>
+        <w:jc w:val="center"/>
+      </w:pPr>
+      <w:r>
+        <w:t xml:space="preserve">Рис. </w:t>
+      </w:r>
+      <w:r>
+        <w:fldChar w:fldCharType="begin"/>
+      </w:r>
+      <w:r>
+        <w:instrText xml:space="preserve"> SEQ Рис. \* ARABIC </w:instrText>
+      </w:r>
+      <w:r>
+        <w:fldChar w:fldCharType="separate"/>
+      </w:r>
+      <w:r>
+        <w:rPr>
+          <w:noProof/>
+        </w:rPr>
+        <w:t>3</w:t>
+      </w:r>
+      <w:r>
+        <w:fldChar w:fldCharType="end"/>
+      </w:r>
+      <w:r>
+        <w:t xml:space="preserve">. </w:t>
+      </w:r>
+      <w:r>
+        <w:t>Пример физической схемы компьютерной сети</w:t>
+      </w:r>
     </w:p>
     <w:p>
       <w:pPr>
         <w:spacing w:line="240" w:lineRule="auto"/>
-        <w:jc w:val="both"/>
-      </w:pPr>
-      <w:r>
-        <w:t>Несмотря на то, что компьютер … и ноутбук … находятся в одном помещении, они не находятся в одной локальной сети, и для между ними нужен маршрутизатор.</w:t>
-      </w:r>
+        <w:jc w:val="center"/>
+      </w:pPr>
     </w:p>
     <w:p>
       <w:pPr>
         <w:spacing w:line="240" w:lineRule="auto"/>
         <w:jc w:val="both"/>
       </w:pPr>
+    </w:p>
+    <w:p>
+      <w:pPr>
+        <w:spacing w:line="240" w:lineRule="auto"/>
+        <w:jc w:val="both"/>
+      </w:pPr>
+      <w:r>
+        <w:lastRenderedPageBreak/>
+        <w:t xml:space="preserve">Несмотря на то, что компьютер </w:t>
+      </w:r>
+      <w:r>
+        <w:t>«</w:t>
+      </w:r>
+      <w:r>
+        <w:rPr>
+          <w:lang w:val="en-US"/>
+        </w:rPr>
+        <w:t>PC</w:t>
+      </w:r>
+      <w:r>
+        <w:t>2</w:t>
+      </w:r>
+      <w:r>
+        <w:t>»</w:t>
+      </w:r>
+      <w:r>
+        <w:t xml:space="preserve"> и ноутбук </w:t>
+      </w:r>
+      <w:r>
+        <w:t>«</w:t>
+      </w:r>
+      <w:r>
+        <w:rPr>
+          <w:lang w:val="en-US"/>
+        </w:rPr>
+        <w:t>Laptop</w:t>
+      </w:r>
+      <w:r>
+        <w:t>1</w:t>
+      </w:r>
+      <w:r>
+        <w:t>»</w:t>
+      </w:r>
+      <w:r>
+        <w:t xml:space="preserve"> находятся в одн</w:t>
+      </w:r>
+      <w:r>
+        <w:t>ой комнате</w:t>
+      </w:r>
+      <w:r>
+        <w:t xml:space="preserve">, они не находятся в одной локальной сети, и для </w:t>
+      </w:r>
+      <w:r>
+        <w:t xml:space="preserve">связи </w:t>
+      </w:r>
+      <w:r>
+        <w:t>между ними нужен маршрутизатор.</w:t>
+      </w:r>
     </w:p>
     <w:p>
       <w:pPr>
@@ -2727,6 +2787,7 @@
                 <w:szCs w:val="24"/>
                 <w:lang w:val="en-US"/>
               </w:rPr>
+              <w:lastRenderedPageBreak/>
               <w:t xml:space="preserve">! </w:t>
             </w:r>
             <w:r>
@@ -2890,6 +2951,7 @@
                 <w:szCs w:val="24"/>
                 <w:lang w:val="en-US"/>
               </w:rPr>
+              <w:lastRenderedPageBreak/>
               <w:t>L3-</w:t>
             </w:r>
             <w:r>
@@ -3635,13 +3697,34 @@
         <w:jc w:val="both"/>
       </w:pPr>
       <w:r>
-        <w:t xml:space="preserve">У конченых пользовательских устройств необходимо включить </w:t>
+        <w:t xml:space="preserve">У конченых пользовательских устройств </w:t>
+      </w:r>
+      <w:r>
+        <w:t>можно</w:t>
+      </w:r>
+      <w:r>
+        <w:t xml:space="preserve"> включить </w:t>
       </w:r>
       <w:r>
         <w:rPr>
           <w:lang w:val="en-US"/>
         </w:rPr>
         <w:t>DHCP</w:t>
+      </w:r>
+      <w:r>
+        <w:t xml:space="preserve"> для автоматической установки временного </w:t>
+      </w:r>
+      <w:r>
+        <w:rPr>
+          <w:lang w:val="en-US"/>
+        </w:rPr>
+        <w:t>IP</w:t>
+      </w:r>
+      <w:r>
+        <w:t>-</w:t>
+      </w:r>
+      <w:r>
+        <w:t>адреса</w:t>
       </w:r>
       <w:r>
         <w:t>.</w:t>
